--- a/S06/Handout-S06.docx
+++ b/S06/Handout-S06.docx
@@ -2,7 +2,7 @@
 <file path=word/document.xml><?xml version="1.0" encoding="utf-8"?>
 <w:document xmlns:w="http://schemas.openxmlformats.org/wordprocessingml/2006/main" xmlns:m="http://schemas.openxmlformats.org/officeDocument/2006/math" xmlns:r="http://schemas.openxmlformats.org/officeDocument/2006/relationships" xmlns:o="urn:schemas-microsoft-com:office:office" xmlns:v="urn:schemas-microsoft-com:vml" xmlns:w10="urn:schemas-microsoft-com:office:word" xmlns:a="http://schemas.openxmlformats.org/drawingml/2006/main" xmlns:pic="http://schemas.openxmlformats.org/drawingml/2006/picture" xmlns:wp="http://schemas.openxmlformats.org/drawingml/2006/wordprocessingDrawing">
   <w:body>
-    <w:bookmarkStart w:id="15" w:name="X60aef08038a7f3ab2a5a0523dd219e3605b6c91"/>
+    <w:bookmarkStart w:id="16" w:name="X60aef08038a7f3ab2a5a0523dd219e3605b6c91"/>
     <w:p>
       <w:pPr>
         <w:pStyle w:val="Heading1"/>
@@ -58,7 +58,21 @@
         <w:t xml:space="preserve"> </w:t>
       </w:r>
       <w:r>
-        <w:t xml:space="preserve">Nguyễn An Khương (Khoa Khoa học &amp; Kỹ thuật Máy tính, Trường ĐHBK Tp. HCM)</w:t>
+        <w:t xml:space="preserve">Nguyễn An Khương (Khoa Khoa học &amp; Kỹ thuật Máy tính, Trường ĐHBK Tp. HCM ·</w:t>
+      </w:r>
+      <w:r>
+        <w:t xml:space="preserve"> </w:t>
+      </w:r>
+      <w:hyperlink r:id="rId9">
+        <w:r>
+          <w:rPr>
+            <w:rStyle w:val="Hyperlink"/>
+          </w:rPr>
+          <w:t xml:space="preserve">ORCID: 0000-0002-9910-6387</w:t>
+        </w:r>
+      </w:hyperlink>
+      <w:r>
+        <w:t xml:space="preserve">)</w:t>
       </w:r>
       <w:r>
         <w:br/>
@@ -84,7 +98,7 @@
         </w:pict>
       </w:r>
     </w:p>
-    <w:bookmarkStart w:id="9" w:name="X473876d73835501525d44366a90325f02e42ff8"/>
+    <w:bookmarkStart w:id="10" w:name="X473876d73835501525d44366a90325f02e42ff8"/>
     <w:p>
       <w:pPr>
         <w:pStyle w:val="Heading2"/>
@@ -174,8 +188,8 @@
         </w:pict>
       </w:r>
     </w:p>
-    <w:bookmarkEnd w:id="9"/>
-    <w:bookmarkStart w:id="10" w:name="X58a4c542abe59b10d5642bd8a52265a3b0f5464"/>
+    <w:bookmarkEnd w:id="10"/>
+    <w:bookmarkStart w:id="11" w:name="X58a4c542abe59b10d5642bd8a52265a3b0f5464"/>
     <w:p>
       <w:pPr>
         <w:pStyle w:val="Heading2"/>
@@ -322,8 +336,8 @@
         </w:pict>
       </w:r>
     </w:p>
-    <w:bookmarkEnd w:id="10"/>
-    <w:bookmarkStart w:id="11" w:name="chuẩn-định-danh-spiffe-spire"/>
+    <w:bookmarkEnd w:id="11"/>
+    <w:bookmarkStart w:id="12" w:name="chuẩn-định-danh-spiffe-spire"/>
     <w:p>
       <w:pPr>
         <w:pStyle w:val="Heading2"/>
@@ -452,8 +466,8 @@
         </w:pict>
       </w:r>
     </w:p>
-    <w:bookmarkEnd w:id="11"/>
-    <w:bookmarkStart w:id="14" w:name="tài-liệu-tham-khảo-chuẩn-quốc-tế"/>
+    <w:bookmarkEnd w:id="12"/>
+    <w:bookmarkStart w:id="15" w:name="tài-liệu-tham-khảo-chuẩn-quốc-tế"/>
     <w:p>
       <w:pPr>
         <w:pStyle w:val="Heading2"/>
@@ -493,7 +507,7 @@
       <w:r>
         <w:t xml:space="preserve"> </w:t>
       </w:r>
-      <w:hyperlink r:id="rId12">
+      <w:hyperlink r:id="rId13">
         <w:r>
           <w:rPr>
             <w:rStyle w:val="Hyperlink"/>
@@ -533,7 +547,7 @@
       <w:r>
         <w:t xml:space="preserve"> </w:t>
       </w:r>
-      <w:hyperlink r:id="rId13">
+      <w:hyperlink r:id="rId14">
         <w:r>
           <w:rPr>
             <w:rStyle w:val="Hyperlink"/>
@@ -571,8 +585,8 @@
         <w:t xml:space="preserve">, 2018.</w:t>
       </w:r>
     </w:p>
-    <w:bookmarkEnd w:id="14"/>
     <w:bookmarkEnd w:id="15"/>
+    <w:bookmarkEnd w:id="16"/>
     <w:sectPr>
       <w:footnotePr>
         <w:numRestart w:val="eachSect"/>
